--- a/ОТЧЁТЫ-по-лабораторным/Отчёт по лабораторной работе 2.docx
+++ b/ОТЧЁТЫ-по-лабораторным/Отчёт по лабораторной работе 2.docx
@@ -494,6 +494,785 @@
     <w:p>
       <w:r>
         <w:t xml:space="preserve">Средний балл группы — 77.6; лучший студент — Денис (92 балла); должники — Студент_X (45 баллов, ниже проходного 60); буквенные оценки: Денис — A, Макар/Анна/Даша — B, Студент_X — C. Все результаты выводятся через console.log и таблицей через console.table, а также проверяются мини-тестами прямо в файле laba2.js.</w:t>
+      </w:r>
+    </w:p>
+    <w:p>
+      <w:r>
+        <w:rPr>
+          <w:b/>
+        </w:rPr>
+        <w:t xml:space="preserve">Вопрос 4. Демонстрация работы с GitHub: Pull Request'ы (скриншоты прилагаются ниже).</w:t>
+      </w:r>
+    </w:p>
+    <w:p>
+      <w:r>
+        <w:t xml:space="preserve">Командная работа показана на реальном репозитории GitHub. Порядок действий: тимлид создал ветку разработки develop от main; каждый участник создал свою ветку feature/&lt;имя&gt; и внёс по одному точечному изменению в СВОЙ модуль; изменения отправлены на GitHub командой git push -u origin feature/&lt;имя&gt;; на каждый модуль открыт Pull Request в ветку develop с описанием «что сделано» и «как проверить»; тимлид проверил код, оставил комментарий ревьюера и влил PR (merge); после трёх принятых PR тимлид открыл финальный Pull Request develop → main и влил его в стабильную ветку. В итоге в репозитории осталась история с коммитами слияния — по ней видно, что код пришёл именно через пулл-реквесты.</w:t>
+      </w:r>
+    </w:p>
+    <w:p>
+      <w:pPr>
+        <w:pStyle w:val="Heading2"/>
+      </w:pPr>
+      <w:r>
+        <w:t xml:space="preserve">Скриншоты работы с GitHub (Pull Request'ы)</w:t>
+      </w:r>
+    </w:p>
+    <w:p>
+      <w:r>
+        <w:t xml:space="preserve">Демонстрация выполнена в публичном репозитории с лабораторными работами: </w:t>
+      </w:r>
+      <w:r>
+        <w:rPr>
+          <w:b/>
+        </w:rPr>
+        <w:t xml:space="preserve">https://github.com/vasennka/web-labs-ovbi-304b</w:t>
+      </w:r>
+    </w:p>
+    <w:p>
+      <w:r>
+        <w:t xml:space="preserve">Ниже приведены скриншоты всех шагов. Работа шла по схеме: личная ветка → Pull Request → ревью → слияние в </w:t>
+      </w:r>
+      <w:r>
+        <w:rPr>
+          <w:rFonts w:ascii="Consolas" w:hAnsi="Consolas" w:cs="Consolas"/>
+          <w:sz w:val="19"/>
+          <w:szCs w:val="19"/>
+          <w:color w:val="A31515"/>
+        </w:rPr>
+        <w:t xml:space="preserve">develop</w:t>
+      </w:r>
+      <w:r>
+        <w:t xml:space="preserve"> → финальный релиз в </w:t>
+      </w:r>
+      <w:r>
+        <w:rPr>
+          <w:rFonts w:ascii="Consolas" w:hAnsi="Consolas" w:cs="Consolas"/>
+          <w:sz w:val="19"/>
+          <w:szCs w:val="19"/>
+          <w:color w:val="A31515"/>
+        </w:rPr>
+        <w:t xml:space="preserve">main</w:t>
+      </w:r>
+      <w:r>
+        <w:t xml:space="preserve">.</w:t>
+      </w:r>
+    </w:p>
+    <w:tbl>
+      <w:tblPr>
+        <w:tblW w:w="5000" w:type="pct"/>
+        <w:tblBorders>
+          <w:top w:val="single" w:sz="6" w:space="0" w:color="BFBFBF"/>
+          <w:left w:val="single" w:sz="6" w:space="0" w:color="BFBFBF"/>
+          <w:bottom w:val="single" w:sz="6" w:space="0" w:color="BFBFBF"/>
+          <w:right w:val="single" w:sz="6" w:space="0" w:color="BFBFBF"/>
+          <w:insideH w:val="single" w:sz="6" w:space="0" w:color="BFBFBF"/>
+          <w:insideV w:val="single" w:sz="6" w:space="0" w:color="BFBFBF"/>
+        </w:tblBorders>
+      </w:tblPr>
+      <w:tr>
+        <w:trPr>
+          <w:tblHeader/>
+        </w:trPr>
+        <w:tc>
+          <w:tcPr>
+            <w:tcW w:w="0" w:type="auto"/>
+            <w:shd w:val="clear" w:color="auto" w:fill="EFF3F8"/>
+            <w:vAlign w:val="top"/>
+          </w:tcPr>
+          <w:p>
+            <w:pPr>
+              <w:spacing w:after="0"/>
+            </w:pPr>
+            <w:r>
+              <w:rPr>
+                <w:b/>
+              </w:rPr>
+              <w:t xml:space="preserve">Pull Request</w:t>
+            </w:r>
+          </w:p>
+        </w:tc>
+        <w:tc>
+          <w:tcPr>
+            <w:tcW w:w="0" w:type="auto"/>
+            <w:shd w:val="clear" w:color="auto" w:fill="EFF3F8"/>
+            <w:vAlign w:val="top"/>
+          </w:tcPr>
+          <w:p>
+            <w:pPr>
+              <w:spacing w:after="0"/>
+            </w:pPr>
+            <w:r>
+              <w:rPr>
+                <w:b/>
+              </w:rPr>
+              <w:t xml:space="preserve">Ветка</w:t>
+            </w:r>
+          </w:p>
+        </w:tc>
+        <w:tc>
+          <w:tcPr>
+            <w:tcW w:w="0" w:type="auto"/>
+            <w:shd w:val="clear" w:color="auto" w:fill="EFF3F8"/>
+            <w:vAlign w:val="top"/>
+          </w:tcPr>
+          <w:p>
+            <w:pPr>
+              <w:spacing w:after="0"/>
+            </w:pPr>
+            <w:r>
+              <w:rPr>
+                <w:b/>
+              </w:rPr>
+              <w:t xml:space="preserve">Что изменено</w:t>
+            </w:r>
+          </w:p>
+        </w:tc>
+      </w:tr>
+      <w:tr>
+        <w:tc>
+          <w:tcPr>
+            <w:tcW w:w="0" w:type="auto"/>
+            <w:vAlign w:val="top"/>
+          </w:tcPr>
+          <w:p>
+            <w:pPr>
+              <w:spacing w:after="0"/>
+            </w:pPr>
+            <w:r>
+              <w:t xml:space="preserve">#1</w:t>
+            </w:r>
+          </w:p>
+        </w:tc>
+        <w:tc>
+          <w:tcPr>
+            <w:tcW w:w="0" w:type="auto"/>
+            <w:vAlign w:val="top"/>
+          </w:tcPr>
+          <w:p>
+            <w:pPr>
+              <w:spacing w:after="0"/>
+            </w:pPr>
+            <w:r>
+              <w:rPr>
+                <w:rFonts w:ascii="Consolas" w:hAnsi="Consolas" w:cs="Consolas"/>
+                <w:sz w:val="19"/>
+                <w:szCs w:val="19"/>
+                <w:color w:val="A31515"/>
+              </w:rPr>
+              <w:t xml:space="preserve">feature/denis</w:t>
+            </w:r>
+          </w:p>
+        </w:tc>
+        <w:tc>
+          <w:tcPr>
+            <w:tcW w:w="0" w:type="auto"/>
+            <w:vAlign w:val="top"/>
+          </w:tcPr>
+          <w:p>
+            <w:pPr>
+              <w:spacing w:after="0"/>
+            </w:pPr>
+            <w:r>
+              <w:rPr>
+                <w:rFonts w:ascii="Consolas" w:hAnsi="Consolas" w:cs="Consolas"/>
+                <w:sz w:val="19"/>
+                <w:szCs w:val="19"/>
+                <w:color w:val="A31515"/>
+              </w:rPr>
+              <w:t xml:space="preserve">laba2/modules/average.js</w:t>
+            </w:r>
+            <w:r>
+              <w:t xml:space="preserve"> — проверка входных данных и JSDoc</w:t>
+            </w:r>
+          </w:p>
+        </w:tc>
+      </w:tr>
+      <w:tr>
+        <w:tc>
+          <w:tcPr>
+            <w:tcW w:w="0" w:type="auto"/>
+            <w:vAlign w:val="top"/>
+          </w:tcPr>
+          <w:p>
+            <w:pPr>
+              <w:spacing w:after="0"/>
+            </w:pPr>
+            <w:r>
+              <w:t xml:space="preserve">#2</w:t>
+            </w:r>
+          </w:p>
+        </w:tc>
+        <w:tc>
+          <w:tcPr>
+            <w:tcW w:w="0" w:type="auto"/>
+            <w:vAlign w:val="top"/>
+          </w:tcPr>
+          <w:p>
+            <w:pPr>
+              <w:spacing w:after="0"/>
+            </w:pPr>
+            <w:r>
+              <w:rPr>
+                <w:rFonts w:ascii="Consolas" w:hAnsi="Consolas" w:cs="Consolas"/>
+                <w:sz w:val="19"/>
+                <w:szCs w:val="19"/>
+                <w:color w:val="A31515"/>
+              </w:rPr>
+              <w:t xml:space="preserve">feature/anna</w:t>
+            </w:r>
+          </w:p>
+        </w:tc>
+        <w:tc>
+          <w:tcPr>
+            <w:tcW w:w="0" w:type="auto"/>
+            <w:vAlign w:val="top"/>
+          </w:tcPr>
+          <w:p>
+            <w:pPr>
+              <w:spacing w:after="0"/>
+            </w:pPr>
+            <w:r>
+              <w:rPr>
+                <w:rFonts w:ascii="Consolas" w:hAnsi="Consolas" w:cs="Consolas"/>
+                <w:sz w:val="19"/>
+                <w:szCs w:val="19"/>
+                <w:color w:val="A31515"/>
+              </w:rPr>
+              <w:t xml:space="preserve">laba2/modules/failed.js</w:t>
+            </w:r>
+            <w:r>
+              <w:t xml:space="preserve"> — сортировка должников и защита от неверного ввода</w:t>
+            </w:r>
+          </w:p>
+        </w:tc>
+      </w:tr>
+      <w:tr>
+        <w:tc>
+          <w:tcPr>
+            <w:tcW w:w="0" w:type="auto"/>
+            <w:vAlign w:val="top"/>
+          </w:tcPr>
+          <w:p>
+            <w:pPr>
+              <w:spacing w:after="0"/>
+            </w:pPr>
+            <w:r>
+              <w:t xml:space="preserve">#3</w:t>
+            </w:r>
+          </w:p>
+        </w:tc>
+        <w:tc>
+          <w:tcPr>
+            <w:tcW w:w="0" w:type="auto"/>
+            <w:vAlign w:val="top"/>
+          </w:tcPr>
+          <w:p>
+            <w:pPr>
+              <w:spacing w:after="0"/>
+            </w:pPr>
+            <w:r>
+              <w:rPr>
+                <w:rFonts w:ascii="Consolas" w:hAnsi="Consolas" w:cs="Consolas"/>
+                <w:sz w:val="19"/>
+                <w:szCs w:val="19"/>
+                <w:color w:val="A31515"/>
+              </w:rPr>
+              <w:t xml:space="preserve">feature/dasha</w:t>
+            </w:r>
+          </w:p>
+        </w:tc>
+        <w:tc>
+          <w:tcPr>
+            <w:tcW w:w="0" w:type="auto"/>
+            <w:vAlign w:val="top"/>
+          </w:tcPr>
+          <w:p>
+            <w:pPr>
+              <w:spacing w:after="0"/>
+            </w:pPr>
+            <w:r>
+              <w:rPr>
+                <w:rFonts w:ascii="Consolas" w:hAnsi="Consolas" w:cs="Consolas"/>
+                <w:sz w:val="19"/>
+                <w:szCs w:val="19"/>
+                <w:color w:val="A31515"/>
+              </w:rPr>
+              <w:t xml:space="preserve">laba2/modules/letter.js</w:t>
+            </w:r>
+            <w:r>
+              <w:t xml:space="preserve"> — пороги оценок вынесены в константы</w:t>
+            </w:r>
+          </w:p>
+        </w:tc>
+      </w:tr>
+      <w:tr>
+        <w:tc>
+          <w:tcPr>
+            <w:tcW w:w="0" w:type="auto"/>
+            <w:vAlign w:val="top"/>
+          </w:tcPr>
+          <w:p>
+            <w:pPr>
+              <w:spacing w:after="0"/>
+            </w:pPr>
+            <w:r>
+              <w:t xml:space="preserve">#4</w:t>
+            </w:r>
+          </w:p>
+        </w:tc>
+        <w:tc>
+          <w:tcPr>
+            <w:tcW w:w="0" w:type="auto"/>
+            <w:vAlign w:val="top"/>
+          </w:tcPr>
+          <w:p>
+            <w:pPr>
+              <w:spacing w:after="0"/>
+            </w:pPr>
+            <w:r>
+              <w:rPr>
+                <w:rFonts w:ascii="Consolas" w:hAnsi="Consolas" w:cs="Consolas"/>
+                <w:sz w:val="19"/>
+                <w:szCs w:val="19"/>
+                <w:color w:val="A31515"/>
+              </w:rPr>
+              <w:t xml:space="preserve">develop</w:t>
+            </w:r>
+            <w:r>
+              <w:t xml:space="preserve"> → </w:t>
+            </w:r>
+            <w:r>
+              <w:rPr>
+                <w:rFonts w:ascii="Consolas" w:hAnsi="Consolas" w:cs="Consolas"/>
+                <w:sz w:val="19"/>
+                <w:szCs w:val="19"/>
+                <w:color w:val="A31515"/>
+              </w:rPr>
+              <w:t xml:space="preserve">main</w:t>
+            </w:r>
+          </w:p>
+        </w:tc>
+        <w:tc>
+          <w:tcPr>
+            <w:tcW w:w="0" w:type="auto"/>
+            <w:vAlign w:val="top"/>
+          </w:tcPr>
+          <w:p>
+            <w:pPr>
+              <w:spacing w:after="0"/>
+            </w:pPr>
+            <w:r>
+              <w:t xml:space="preserve">релиз лабораторной работы: влиты все три модуля</w:t>
+            </w:r>
+          </w:p>
+        </w:tc>
+      </w:tr>
+    </w:tbl>
+    <w:p>
+      <w:pPr>
+        <w:spacing w:after="60"/>
+      </w:pPr>
+      <w:r>
+        <w:t xml:space="preserve"/>
+      </w:r>
+    </w:p>
+    <w:p>
+      <w:pPr>
+        <w:jc w:val="center"/>
+        <w:spacing w:before="120" w:after="60"/>
+      </w:pPr>
+      <w:r>
+        <w:drawing>
+          <wp:inline distT="0" distB="0" distL="0" distR="0">
+            <wp:extent cx="6120000" cy="7803975"/>
+            <wp:effectExtent l="0" t="0" r="0" b="0"/>
+            <wp:docPr id="3" name="Изображение 3" descr="github-pr-list.png"/>
+            <wp:cNvGraphicFramePr>
+              <a:graphicFrameLocks noChangeAspect="1"/>
+            </wp:cNvGraphicFramePr>
+            <a:graphic>
+              <a:graphicData uri="http://schemas.openxmlformats.org/drawingml/2006/picture">
+                <pic:pic>
+                  <pic:nvPicPr>
+                    <pic:cNvPr id="3" name="github-pr-list.png"/>
+                    <pic:cNvPicPr/>
+                  </pic:nvPicPr>
+                  <pic:blipFill>
+                    <a:blip r:embed="rIdImg3"/>
+                    <a:stretch>
+                      <a:fillRect/>
+                    </a:stretch>
+                  </pic:blipFill>
+                  <pic:spPr>
+                    <a:xfrm>
+                      <a:off x="0" y="0"/>
+                      <a:ext cx="6120000" cy="7803975"/>
+                    </a:xfrm>
+                    <a:prstGeom prst="rect">
+                      <a:avLst/>
+                    </a:prstGeom>
+                  </pic:spPr>
+                </pic:pic>
+              </a:graphicData>
+            </a:graphic>
+          </wp:inline>
+        </w:drawing>
+      </w:r>
+    </w:p>
+    <w:p>
+      <w:pPr>
+        <w:jc w:val="center"/>
+        <w:spacing w:after="200"/>
+      </w:pPr>
+      <w:r>
+        <w:rPr>
+          <w:i/>
+          <w:sz w:val="18"/>
+          <w:color w:val="595959"/>
+        </w:rPr>
+        <w:t xml:space="preserve">Рис. 3. Список пулл-реквестов: три PR по модулям влиты в develop, четвёртый — релизный</w:t>
+      </w:r>
+    </w:p>
+    <w:p>
+      <w:pPr>
+        <w:jc w:val="center"/>
+        <w:spacing w:before="120" w:after="60"/>
+      </w:pPr>
+      <w:r>
+        <w:drawing>
+          <wp:inline distT="0" distB="0" distL="0" distR="0">
+            <wp:extent cx="4741611" cy="9000000"/>
+            <wp:effectExtent l="0" t="0" r="0" b="0"/>
+            <wp:docPr id="4" name="Изображение 4" descr="github-pr1-conversation.png"/>
+            <wp:cNvGraphicFramePr>
+              <a:graphicFrameLocks noChangeAspect="1"/>
+            </wp:cNvGraphicFramePr>
+            <a:graphic>
+              <a:graphicData uri="http://schemas.openxmlformats.org/drawingml/2006/picture">
+                <pic:pic>
+                  <pic:nvPicPr>
+                    <pic:cNvPr id="4" name="github-pr1-conversation.png"/>
+                    <pic:cNvPicPr/>
+                  </pic:nvPicPr>
+                  <pic:blipFill>
+                    <a:blip r:embed="rIdImg4"/>
+                    <a:stretch>
+                      <a:fillRect/>
+                    </a:stretch>
+                  </pic:blipFill>
+                  <pic:spPr>
+                    <a:xfrm>
+                      <a:off x="0" y="0"/>
+                      <a:ext cx="4741611" cy="9000000"/>
+                    </a:xfrm>
+                    <a:prstGeom prst="rect">
+                      <a:avLst/>
+                    </a:prstGeom>
+                  </pic:spPr>
+                </pic:pic>
+              </a:graphicData>
+            </a:graphic>
+          </wp:inline>
+        </w:drawing>
+      </w:r>
+    </w:p>
+    <w:p>
+      <w:pPr>
+        <w:jc w:val="center"/>
+        <w:spacing w:after="200"/>
+      </w:pPr>
+      <w:r>
+        <w:rPr>
+          <w:i/>
+          <w:sz w:val="18"/>
+          <w:color w:val="595959"/>
+        </w:rPr>
+        <w:t xml:space="preserve">Рис. 4. PR #1 «проверка входных данных и JSDoc»: описание, коммит, комментарий ревьюера и отметка о слиянии (Merged)</w:t>
+      </w:r>
+    </w:p>
+    <w:p>
+      <w:pPr>
+        <w:jc w:val="center"/>
+        <w:spacing w:before="120" w:after="60"/>
+      </w:pPr>
+      <w:r>
+        <w:drawing>
+          <wp:inline distT="0" distB="0" distL="0" distR="0">
+            <wp:extent cx="5272189" cy="9000000"/>
+            <wp:effectExtent l="0" t="0" r="0" b="0"/>
+            <wp:docPr id="5" name="Изображение 5" descr="github-pr1-files.png"/>
+            <wp:cNvGraphicFramePr>
+              <a:graphicFrameLocks noChangeAspect="1"/>
+            </wp:cNvGraphicFramePr>
+            <a:graphic>
+              <a:graphicData uri="http://schemas.openxmlformats.org/drawingml/2006/picture">
+                <pic:pic>
+                  <pic:nvPicPr>
+                    <pic:cNvPr id="5" name="github-pr1-files.png"/>
+                    <pic:cNvPicPr/>
+                  </pic:nvPicPr>
+                  <pic:blipFill>
+                    <a:blip r:embed="rIdImg5"/>
+                    <a:stretch>
+                      <a:fillRect/>
+                    </a:stretch>
+                  </pic:blipFill>
+                  <pic:spPr>
+                    <a:xfrm>
+                      <a:off x="0" y="0"/>
+                      <a:ext cx="5272189" cy="9000000"/>
+                    </a:xfrm>
+                    <a:prstGeom prst="rect">
+                      <a:avLst/>
+                    </a:prstGeom>
+                  </pic:spPr>
+                </pic:pic>
+              </a:graphicData>
+            </a:graphic>
+          </wp:inline>
+        </w:drawing>
+      </w:r>
+    </w:p>
+    <w:p>
+      <w:pPr>
+        <w:jc w:val="center"/>
+        <w:spacing w:after="200"/>
+      </w:pPr>
+      <w:r>
+        <w:rPr>
+          <w:i/>
+          <w:sz w:val="18"/>
+          <w:color w:val="595959"/>
+        </w:rPr>
+        <w:t xml:space="preserve">Рис. 5. Вкладка «Files changed» того же PR: видно, какие именно строки добавлены и удалены</w:t>
+      </w:r>
+    </w:p>
+    <w:p>
+      <w:pPr>
+        <w:jc w:val="center"/>
+        <w:spacing w:before="120" w:after="60"/>
+      </w:pPr>
+      <w:r>
+        <w:drawing>
+          <wp:inline distT="0" distB="0" distL="0" distR="0">
+            <wp:extent cx="6120000" cy="7312815"/>
+            <wp:effectExtent l="0" t="0" r="0" b="0"/>
+            <wp:docPr id="6" name="Изображение 6" descr="github-branches.png"/>
+            <wp:cNvGraphicFramePr>
+              <a:graphicFrameLocks noChangeAspect="1"/>
+            </wp:cNvGraphicFramePr>
+            <a:graphic>
+              <a:graphicData uri="http://schemas.openxmlformats.org/drawingml/2006/picture">
+                <pic:pic>
+                  <pic:nvPicPr>
+                    <pic:cNvPr id="6" name="github-branches.png"/>
+                    <pic:cNvPicPr/>
+                  </pic:nvPicPr>
+                  <pic:blipFill>
+                    <a:blip r:embed="rIdImg6"/>
+                    <a:stretch>
+                      <a:fillRect/>
+                    </a:stretch>
+                  </pic:blipFill>
+                  <pic:spPr>
+                    <a:xfrm>
+                      <a:off x="0" y="0"/>
+                      <a:ext cx="6120000" cy="7312815"/>
+                    </a:xfrm>
+                    <a:prstGeom prst="rect">
+                      <a:avLst/>
+                    </a:prstGeom>
+                  </pic:spPr>
+                </pic:pic>
+              </a:graphicData>
+            </a:graphic>
+          </wp:inline>
+        </w:drawing>
+      </w:r>
+    </w:p>
+    <w:p>
+      <w:pPr>
+        <w:jc w:val="center"/>
+        <w:spacing w:after="200"/>
+      </w:pPr>
+      <w:r>
+        <w:rPr>
+          <w:i/>
+          <w:sz w:val="18"/>
+          <w:color w:val="595959"/>
+        </w:rPr>
+        <w:t xml:space="preserve">Рис. 6. Ветки репозитория: стабильная main, ветка разработки develop и личные ветки участников feature/*</w:t>
+      </w:r>
+    </w:p>
+    <w:p>
+      <w:pPr>
+        <w:jc w:val="center"/>
+        <w:spacing w:before="120" w:after="60"/>
+      </w:pPr>
+      <w:r>
+        <w:drawing>
+          <wp:inline distT="0" distB="0" distL="0" distR="0">
+            <wp:extent cx="4485714" cy="9000000"/>
+            <wp:effectExtent l="0" t="0" r="0" b="0"/>
+            <wp:docPr id="7" name="Изображение 7" descr="github-pr-release-open.png"/>
+            <wp:cNvGraphicFramePr>
+              <a:graphicFrameLocks noChangeAspect="1"/>
+            </wp:cNvGraphicFramePr>
+            <a:graphic>
+              <a:graphicData uri="http://schemas.openxmlformats.org/drawingml/2006/picture">
+                <pic:pic>
+                  <pic:nvPicPr>
+                    <pic:cNvPr id="7" name="github-pr-release-open.png"/>
+                    <pic:cNvPicPr/>
+                  </pic:nvPicPr>
+                  <pic:blipFill>
+                    <a:blip r:embed="rIdImg7"/>
+                    <a:stretch>
+                      <a:fillRect/>
+                    </a:stretch>
+                  </pic:blipFill>
+                  <pic:spPr>
+                    <a:xfrm>
+                      <a:off x="0" y="0"/>
+                      <a:ext cx="4485714" cy="9000000"/>
+                    </a:xfrm>
+                    <a:prstGeom prst="rect">
+                      <a:avLst/>
+                    </a:prstGeom>
+                  </pic:spPr>
+                </pic:pic>
+              </a:graphicData>
+            </a:graphic>
+          </wp:inline>
+        </w:drawing>
+      </w:r>
+    </w:p>
+    <w:p>
+      <w:pPr>
+        <w:jc w:val="center"/>
+        <w:spacing w:after="200"/>
+      </w:pPr>
+      <w:r>
+        <w:rPr>
+          <w:i/>
+          <w:sz w:val="18"/>
+          <w:color w:val="595959"/>
+        </w:rPr>
+        <w:t xml:space="preserve">Рис. 7. Финальный Pull Request develop → main до слияния: описание релиза, 6 коммитов, 3 изменённых файла</w:t>
+      </w:r>
+    </w:p>
+    <w:p>
+      <w:pPr>
+        <w:jc w:val="center"/>
+        <w:spacing w:before="120" w:after="60"/>
+      </w:pPr>
+      <w:r>
+        <w:drawing>
+          <wp:inline distT="0" distB="0" distL="0" distR="0">
+            <wp:extent cx="4289617" cy="9000000"/>
+            <wp:effectExtent l="0" t="0" r="0" b="0"/>
+            <wp:docPr id="8" name="Изображение 8" descr="github-pr-release-merged.png"/>
+            <wp:cNvGraphicFramePr>
+              <a:graphicFrameLocks noChangeAspect="1"/>
+            </wp:cNvGraphicFramePr>
+            <a:graphic>
+              <a:graphicData uri="http://schemas.openxmlformats.org/drawingml/2006/picture">
+                <pic:pic>
+                  <pic:nvPicPr>
+                    <pic:cNvPr id="8" name="github-pr-release-merged.png"/>
+                    <pic:cNvPicPr/>
+                  </pic:nvPicPr>
+                  <pic:blipFill>
+                    <a:blip r:embed="rIdImg8"/>
+                    <a:stretch>
+                      <a:fillRect/>
+                    </a:stretch>
+                  </pic:blipFill>
+                  <pic:spPr>
+                    <a:xfrm>
+                      <a:off x="0" y="0"/>
+                      <a:ext cx="4289617" cy="9000000"/>
+                    </a:xfrm>
+                    <a:prstGeom prst="rect">
+                      <a:avLst/>
+                    </a:prstGeom>
+                  </pic:spPr>
+                </pic:pic>
+              </a:graphicData>
+            </a:graphic>
+          </wp:inline>
+        </w:drawing>
+      </w:r>
+    </w:p>
+    <w:p>
+      <w:pPr>
+        <w:jc w:val="center"/>
+        <w:spacing w:after="200"/>
+      </w:pPr>
+      <w:r>
+        <w:rPr>
+          <w:i/>
+          <w:sz w:val="18"/>
+          <w:color w:val="595959"/>
+        </w:rPr>
+        <w:t xml:space="preserve">Рис. 8. Он же после слияния: отметка Merged и коммит слияния c27b5a2 в ветке main</w:t>
+      </w:r>
+    </w:p>
+    <w:p>
+      <w:pPr>
+        <w:jc w:val="center"/>
+        <w:spacing w:before="120" w:after="60"/>
+      </w:pPr>
+      <w:r>
+        <w:drawing>
+          <wp:inline distT="0" distB="0" distL="0" distR="0">
+            <wp:extent cx="3920644" cy="9000000"/>
+            <wp:effectExtent l="0" t="0" r="0" b="0"/>
+            <wp:docPr id="9" name="Изображение 9" descr="github-commits.png"/>
+            <wp:cNvGraphicFramePr>
+              <a:graphicFrameLocks noChangeAspect="1"/>
+            </wp:cNvGraphicFramePr>
+            <a:graphic>
+              <a:graphicData uri="http://schemas.openxmlformats.org/drawingml/2006/picture">
+                <pic:pic>
+                  <pic:nvPicPr>
+                    <pic:cNvPr id="9" name="github-commits.png"/>
+                    <pic:cNvPicPr/>
+                  </pic:nvPicPr>
+                  <pic:blipFill>
+                    <a:blip r:embed="rIdImg9"/>
+                    <a:stretch>
+                      <a:fillRect/>
+                    </a:stretch>
+                  </pic:blipFill>
+                  <pic:spPr>
+                    <a:xfrm>
+                      <a:off x="0" y="0"/>
+                      <a:ext cx="3920644" cy="9000000"/>
+                    </a:xfrm>
+                    <a:prstGeom prst="rect">
+                      <a:avLst/>
+                    </a:prstGeom>
+                  </pic:spPr>
+                </pic:pic>
+              </a:graphicData>
+            </a:graphic>
+          </wp:inline>
+        </w:drawing>
+      </w:r>
+    </w:p>
+    <w:p>
+      <w:pPr>
+        <w:jc w:val="center"/>
+        <w:spacing w:after="200"/>
+      </w:pPr>
+      <w:r>
+        <w:rPr>
+          <w:i/>
+          <w:sz w:val="18"/>
+          <w:color w:val="595959"/>
+        </w:rPr>
+        <w:t xml:space="preserve">Рис. 9. История коммитов ветки main: видны коммиты слияния «Merge pull request #1…#4» — код пришёл через пулл-реквесты</w:t>
       </w:r>
     </w:p>
     <w:p>
